--- a/0046_wedding_showcase/0046_wedding_showcase.docx
+++ b/0046_wedding_showcase/0046_wedding_showcase.docx
@@ -2,7 +2,7 @@
 <file path=word/document.xml><?xml version="1.0" encoding="utf-8"?>
 <w:document xmlns:w="http://schemas.openxmlformats.org/wordprocessingml/2006/main" xmlns:m="http://schemas.openxmlformats.org/officeDocument/2006/math" xmlns:r="http://schemas.openxmlformats.org/officeDocument/2006/relationships" xmlns:o="urn:schemas-microsoft-com:office:office" xmlns:v="urn:schemas-microsoft-com:vml" xmlns:w10="urn:schemas-microsoft-com:office:word" xmlns:a="http://schemas.openxmlformats.org/drawingml/2006/main" xmlns:pic="http://schemas.openxmlformats.org/drawingml/2006/picture" xmlns:wp="http://schemas.openxmlformats.org/drawingml/2006/wordprocessingDrawing">
   <w:body>
-    <w:bookmarkStart w:id="69" w:name="X53276a5daf66f2651135e4b097eddac8dcdeb99"/>
+    <w:bookmarkStart w:id="70" w:name="X53276a5daf66f2651135e4b097eddac8dcdeb99"/>
     <w:p>
       <w:pPr>
         <w:pStyle w:val="Heading1"/>
@@ -13,6 +13,478 @@
     </w:p>
     <w:p>
       <w:pPr>
+        <w:pStyle w:val="Heading2"/>
+      </w:pPr>
+      <w:bookmarkStart w:id="9" w:name="X15fe45fd35a3898cec2809a953f74255a18bbe7"/>
+      <w:r>
+        <w:t xml:space="preserve">WARNING: AS-BUILT CORRECTION — 2026-06-07 (reconciled to live site + origin/main @ 34347c3c)</w:t>
+      </w:r>
+      <w:bookmarkEnd w:id="9"/>
+    </w:p>
+    <w:p>
+      <w:pPr>
+        <w:pStyle w:val="BlockText"/>
+      </w:pPr>
+      <w:r>
+        <w:rPr>
+          <w:b/>
+          <w:bCs/>
+        </w:rPr>
+        <w:t xml:space="preserve">This spec is HISTORICAL.</w:t>
+      </w:r>
+      <w:r>
+        <w:t xml:space="preserve"> </w:t>
+      </w:r>
+      <w:r>
+        <w:t xml:space="preserve">Authoritative current state = the live site (www.setnayan.com) + shipped code +</w:t>
+      </w:r>
+      <w:r>
+        <w:t xml:space="preserve"> </w:t>
+      </w:r>
+      <w:r>
+        <w:rPr>
+          <w:rStyle w:val="VerbatimChar"/>
+        </w:rPr>
+        <w:t xml:space="preserve">AS_BUILT_GROUND_TRUTH_2026-06-07.md</w:t>
+      </w:r>
+      <w:r>
+        <w:t xml:space="preserve">. Deltas vs what actually shipped:</w:t>
+      </w:r>
+      <w:r>
+        <w:t xml:space="preserve"> </w:t>
+      </w:r>
+      <w:r>
+        <w:t xml:space="preserve">-</w:t>
+      </w:r>
+      <w:r>
+        <w:t xml:space="preserve"> </w:t>
+      </w:r>
+      <w:r>
+        <w:rPr>
+          <w:b/>
+          <w:bCs/>
+        </w:rPr>
+        <w:t xml:space="preserve">NOT BUILT</w:t>
+      </w:r>
+      <w:r>
+        <w:t xml:space="preserve"> </w:t>
+      </w:r>
+      <w:r>
+        <w:t xml:space="preserve">— there is</w:t>
+      </w:r>
+      <w:r>
+        <w:t xml:space="preserve"> </w:t>
+      </w:r>
+      <w:r>
+        <w:rPr>
+          <w:b/>
+          <w:bCs/>
+        </w:rPr>
+        <w:t xml:space="preserve">no</w:t>
+      </w:r>
+      <w:r>
+        <w:t xml:space="preserve"> </w:t>
+      </w:r>
+      <w:r>
+        <w:rPr>
+          <w:rStyle w:val="VerbatimChar"/>
+        </w:rPr>
+        <w:t xml:space="preserve">/real-weddings</w:t>
+      </w:r>
+      <w:r>
+        <w:t xml:space="preserve"> </w:t>
+      </w:r>
+      <w:r>
+        <w:t xml:space="preserve">browse,</w:t>
+      </w:r>
+      <w:r>
+        <w:t xml:space="preserve"> </w:t>
+      </w:r>
+      <w:r>
+        <w:rPr>
+          <w:b/>
+          <w:bCs/>
+        </w:rPr>
+        <w:t xml:space="preserve">no</w:t>
+      </w:r>
+      <w:r>
+        <w:t xml:space="preserve"> </w:t>
+      </w:r>
+      <w:r>
+        <w:t xml:space="preserve">showcase tables (</w:t>
+      </w:r>
+      <w:r>
+        <w:rPr>
+          <w:rStyle w:val="VerbatimChar"/>
+        </w:rPr>
+        <w:t xml:space="preserve">wedding_showcases</w:t>
+      </w:r>
+      <w:r>
+        <w:t xml:space="preserve"> </w:t>
+      </w:r>
+      <w:r>
+        <w:t xml:space="preserve">/</w:t>
+      </w:r>
+      <w:r>
+        <w:t xml:space="preserve"> </w:t>
+      </w:r>
+      <w:r>
+        <w:rPr>
+          <w:rStyle w:val="VerbatimChar"/>
+        </w:rPr>
+        <w:t xml:space="preserve">_vendor_credits</w:t>
+      </w:r>
+      <w:r>
+        <w:t xml:space="preserve"> </w:t>
+      </w:r>
+      <w:r>
+        <w:t xml:space="preserve">/</w:t>
+      </w:r>
+      <w:r>
+        <w:t xml:space="preserve"> </w:t>
+      </w:r>
+      <w:r>
+        <w:rPr>
+          <w:rStyle w:val="VerbatimChar"/>
+        </w:rPr>
+        <w:t xml:space="preserve">_captures</w:t>
+      </w:r>
+      <w:r>
+        <w:t xml:space="preserve"> </w:t>
+      </w:r>
+      <w:r>
+        <w:t xml:space="preserve">/</w:t>
+      </w:r>
+      <w:r>
+        <w:t xml:space="preserve"> </w:t>
+      </w:r>
+      <w:r>
+        <w:rPr>
+          <w:rStyle w:val="VerbatimChar"/>
+        </w:rPr>
+        <w:t xml:space="preserve">_product_credits</w:t>
+      </w:r>
+      <w:r>
+        <w:t xml:space="preserve"> </w:t>
+      </w:r>
+      <w:r>
+        <w:t xml:space="preserve">/</w:t>
+      </w:r>
+      <w:r>
+        <w:t xml:space="preserve"> </w:t>
+      </w:r>
+      <w:r>
+        <w:rPr>
+          <w:rStyle w:val="VerbatimChar"/>
+        </w:rPr>
+        <w:t xml:space="preserve">_facets</w:t>
+      </w:r>
+      <w:r>
+        <w:t xml:space="preserve"> </w:t>
+      </w:r>
+      <w:r>
+        <w:t xml:space="preserve">/</w:t>
+      </w:r>
+      <w:r>
+        <w:t xml:space="preserve"> </w:t>
+      </w:r>
+      <w:r>
+        <w:rPr>
+          <w:rStyle w:val="VerbatimChar"/>
+        </w:rPr>
+        <w:t xml:space="preserve">_vendor_claims</w:t>
+      </w:r>
+      <w:r>
+        <w:t xml:space="preserve"> </w:t>
+      </w:r>
+      <w:r>
+        <w:t xml:space="preserve">are all absent),</w:t>
+      </w:r>
+      <w:r>
+        <w:t xml:space="preserve"> </w:t>
+      </w:r>
+      <w:r>
+        <w:rPr>
+          <w:b/>
+          <w:bCs/>
+        </w:rPr>
+        <w:t xml:space="preserve">no</w:t>
+      </w:r>
+      <w:r>
+        <w:t xml:space="preserve"> </w:t>
+      </w:r>
+      <w:r>
+        <w:t xml:space="preserve">couple/vendor showcase routes, and</w:t>
+      </w:r>
+      <w:r>
+        <w:t xml:space="preserve"> </w:t>
+      </w:r>
+      <w:r>
+        <w:rPr>
+          <w:b/>
+          <w:bCs/>
+        </w:rPr>
+        <w:t xml:space="preserve">no</w:t>
+      </w:r>
+      <w:r>
+        <w:t xml:space="preserve"> </w:t>
+      </w:r>
+      <w:r>
+        <w:rPr>
+          <w:rStyle w:val="VerbatimChar"/>
+        </w:rPr>
+        <w:t xml:space="preserve">wedding_guest_reviews</w:t>
+      </w:r>
+      <w:r>
+        <w:t xml:space="preserve"> </w:t>
+      </w:r>
+      <w:r>
+        <w:t xml:space="preserve">/</w:t>
+      </w:r>
+      <w:r>
+        <w:t xml:space="preserve"> </w:t>
+      </w:r>
+      <w:r>
+        <w:rPr>
+          <w:rStyle w:val="VerbatimChar"/>
+        </w:rPr>
+        <w:t xml:space="preserve">vendor_event_feedback</w:t>
+      </w:r>
+      <w:r>
+        <w:t xml:space="preserve"> </w:t>
+      </w:r>
+      <w:r>
+        <w:t xml:space="preserve">tables. The whole iteration is unshipped.</w:t>
+      </w:r>
+      <w:r>
+        <w:t xml:space="preserve"> </w:t>
+      </w:r>
+      <w:r>
+        <w:t xml:space="preserve">-</w:t>
+      </w:r>
+      <w:r>
+        <w:t xml:space="preserve"> </w:t>
+      </w:r>
+      <w:r>
+        <w:rPr>
+          <w:b/>
+          <w:bCs/>
+        </w:rPr>
+        <w:t xml:space="preserve">The 5% Setnayan Pay fee this spec is built around is RETIRED</w:t>
+      </w:r>
+      <w:r>
+        <w:t xml:space="preserve"> </w:t>
+      </w:r>
+      <w:r>
+        <w:t xml:space="preserve">— commission is now</w:t>
+      </w:r>
+      <w:r>
+        <w:t xml:space="preserve"> </w:t>
+      </w:r>
+      <w:r>
+        <w:rPr>
+          <w:b/>
+          <w:bCs/>
+        </w:rPr>
+        <w:t xml:space="preserve">0%, ever</w:t>
+      </w:r>
+      <w:r>
+        <w:t xml:space="preserve">, and vendor↔customer money is</w:t>
+      </w:r>
+      <w:r>
+        <w:t xml:space="preserve"> </w:t>
+      </w:r>
+      <w:r>
+        <w:rPr>
+          <w:b/>
+          <w:bCs/>
+        </w:rPr>
+        <w:t xml:space="preserve">off-platform</w:t>
+      </w:r>
+      <w:r>
+        <w:t xml:space="preserve"> </w:t>
+      </w:r>
+      <w:r>
+        <w:t xml:space="preserve">(RA 11967). The entire</w:t>
+      </w:r>
+      <w:r>
+        <w:t xml:space="preserve"> </w:t>
+      </w:r>
+      <w:r>
+        <w:t xml:space="preserve">“two-tier editorial credit (Verified = paid 5% Pay / Claimed = free)”</w:t>
+      </w:r>
+      <w:r>
+        <w:t xml:space="preserve"> </w:t>
+      </w:r>
+      <w:r>
+        <w:t xml:space="preserve">mechanic and the</w:t>
+      </w:r>
+      <w:r>
+        <w:t xml:space="preserve"> </w:t>
+      </w:r>
+      <w:r>
+        <w:t xml:space="preserve">“what the 5% buys”</w:t>
+      </w:r>
+      <w:r>
+        <w:t xml:space="preserve"> </w:t>
+      </w:r>
+      <w:r>
+        <w:t xml:space="preserve">value-bundle table are obsolete; there is no Setnayan Pay escrow/</w:t>
+      </w:r>
+      <w:r>
+        <w:rPr>
+          <w:rStyle w:val="VerbatimChar"/>
+        </w:rPr>
+        <w:t xml:space="preserve">bookings</w:t>
+      </w:r>
+      <w:r>
+        <w:t xml:space="preserve"> </w:t>
+      </w:r>
+      <w:r>
+        <w:t xml:space="preserve">ledger to gate Verified credits on.</w:t>
+      </w:r>
+      <w:r>
+        <w:t xml:space="preserve"> </w:t>
+      </w:r>
+      <w:r>
+        <w:t xml:space="preserve">-</w:t>
+      </w:r>
+      <w:r>
+        <w:t xml:space="preserve"> </w:t>
+      </w:r>
+      <w:r>
+        <w:rPr>
+          <w:b/>
+          <w:bCs/>
+        </w:rPr>
+        <w:t xml:space="preserve">Couple Keepsake Bundle ₱2,499 SKU NOT in the catalog</w:t>
+      </w:r>
+      <w:r>
+        <w:t xml:space="preserve"> </w:t>
+      </w:r>
+      <w:r>
+        <w:t xml:space="preserve">— it is not in</w:t>
+      </w:r>
+      <w:r>
+        <w:t xml:space="preserve"> </w:t>
+      </w:r>
+      <w:r>
+        <w:rPr>
+          <w:rStyle w:val="VerbatimChar"/>
+        </w:rPr>
+        <w:t xml:space="preserve">service_catalog</w:t>
+      </w:r>
+      <w:r>
+        <w:t xml:space="preserve">, not on the live-site pricing page (which lists the canonical ~24 SKUs). Treat as unbuilt/unshipped.</w:t>
+      </w:r>
+      <w:r>
+        <w:t xml:space="preserve"> </w:t>
+      </w:r>
+      <w:r>
+        <w:t xml:space="preserve">-</w:t>
+      </w:r>
+      <w:r>
+        <w:t xml:space="preserve"> </w:t>
+      </w:r>
+      <w:r>
+        <w:rPr>
+          <w:b/>
+          <w:bCs/>
+        </w:rPr>
+        <w:t xml:space="preserve">Guest reviews are unbuilt</w:t>
+      </w:r>
+      <w:r>
+        <w:t xml:space="preserve"> </w:t>
+      </w:r>
+      <w:r>
+        <w:t xml:space="preserve">— the ground truth notes guest→vendor has no path today and guest reviews are not wired; the per-guest-review model (incl. 0031/0002 capture) is forward spec only.</w:t>
+      </w:r>
+      <w:r>
+        <w:t xml:space="preserve"> </w:t>
+      </w:r>
+      <w:r>
+        <w:t xml:space="preserve">-</w:t>
+      </w:r>
+      <w:r>
+        <w:t xml:space="preserve"> </w:t>
+      </w:r>
+      <w:r>
+        <w:rPr>
+          <w:b/>
+          <w:bCs/>
+        </w:rPr>
+        <w:t xml:space="preserve">No depended-on upstreams exist either</w:t>
+      </w:r>
+      <w:r>
+        <w:t xml:space="preserve"> </w:t>
+      </w:r>
+      <w:r>
+        <w:t xml:space="preserve">— this consumes 0045</w:t>
+      </w:r>
+      <w:r>
+        <w:t xml:space="preserve"> </w:t>
+      </w:r>
+      <w:r>
+        <w:rPr>
+          <w:rStyle w:val="VerbatimChar"/>
+        </w:rPr>
+        <w:t xml:space="preserve">vendor_products</w:t>
+      </w:r>
+      <w:r>
+        <w:t xml:space="preserve"> </w:t>
+      </w:r>
+      <w:r>
+        <w:t xml:space="preserve">(unbuilt) and the 0046-extension auto-editorial/AI pipeline; only generic vendor reviews (</w:t>
+      </w:r>
+      <w:r>
+        <w:rPr>
+          <w:rStyle w:val="VerbatimChar"/>
+        </w:rPr>
+        <w:t xml:space="preserve">/vendor-dashboard/reviews</w:t>
+      </w:r>
+      <w:r>
+        <w:t xml:space="preserve">) ship, unrelated to showcases.</w:t>
+      </w:r>
+      <w:r>
+        <w:t xml:space="preserve"> </w:t>
+      </w:r>
+      <w:r>
+        <w:t xml:space="preserve">- Planner-SKU references should read</w:t>
+      </w:r>
+      <w:r>
+        <w:t xml:space="preserve"> </w:t>
+      </w:r>
+      <w:r>
+        <w:rPr>
+          <w:b/>
+          <w:bCs/>
+        </w:rPr>
+        <w:t xml:space="preserve">Today’s Focus ₱1,499</w:t>
+      </w:r>
+      <w:r>
+        <w:t xml:space="preserve">, not Setnayan Concierge ₱4,999.</w:t>
+      </w:r>
+    </w:p>
+    <w:p>
+      <w:pPr>
+        <w:pStyle w:val="BlockText"/>
+      </w:pPr>
+      <w:r>
+        <w:t xml:space="preserve">When this body disagrees with the above,</w:t>
+      </w:r>
+      <w:r>
+        <w:t xml:space="preserve"> </w:t>
+      </w:r>
+      <w:r>
+        <w:rPr>
+          <w:b/>
+          <w:bCs/>
+        </w:rPr>
+        <w:t xml:space="preserve">the above wins.</w:t>
+      </w:r>
+    </w:p>
+    <w:p>
+      <w:pPr>
         <w:pStyle w:val="FirstParagraph"/>
       </w:pPr>
       <w:r>
@@ -153,7 +625,7 @@
       <w:r>
         <w:t xml:space="preserve"> </w:t>
       </w:r>
-      <w:hyperlink r:id="rId9">
+      <w:hyperlink r:id="rId10">
         <w:r>
           <w:rPr>
             <w:rStyle w:val="Hyperlink"/>
@@ -170,7 +642,7 @@
       <w:r>
         <w:t xml:space="preserve"> </w:t>
       </w:r>
-      <w:hyperlink r:id="rId10">
+      <w:hyperlink r:id="rId11">
         <w:r>
           <w:rPr>
             <w:rStyle w:val="Hyperlink"/>
@@ -187,7 +659,7 @@
       <w:r>
         <w:t xml:space="preserve"> </w:t>
       </w:r>
-      <w:hyperlink r:id="rId11">
+      <w:hyperlink r:id="rId12">
         <w:r>
           <w:rPr>
             <w:rStyle w:val="Hyperlink"/>
@@ -281,7 +753,7 @@
         </w:pict>
       </w:r>
     </w:p>
-    <w:bookmarkStart w:id="15" w:name="Xbb6b5cf642c0458e6e0ce108dec79ba1d72fcca"/>
+    <w:bookmarkStart w:id="16" w:name="Xbb6b5cf642c0458e6e0ce108dec79ba1d72fcca"/>
     <w:p>
       <w:pPr>
         <w:pStyle w:val="Heading2"/>
@@ -308,7 +780,7 @@
         </w:rPr>
         <w:t xml:space="preserve"> </w:t>
       </w:r>
-      <w:hyperlink r:id="rId12">
+      <w:hyperlink r:id="rId13">
         <w:r>
           <w:rPr>
             <w:rStyle w:val="Hyperlink"/>
@@ -985,7 +1457,7 @@
       <w:r>
         <w:t xml:space="preserve"> </w:t>
       </w:r>
-      <w:hyperlink r:id="rId12">
+      <w:hyperlink r:id="rId13">
         <w:r>
           <w:rPr>
             <w:rStyle w:val="Hyperlink"/>
@@ -1024,7 +1496,7 @@
         <w:t xml:space="preserve">The cross-iteration ownership split locked at 2026-05-19 row 426 stands: 0002 owns per-wedding canonical page (the Phase 4 editorial surface) · 0046 owns the cross-wedding browse + faceted SEO landing pages + vendor-portfolio auto-population + product-credit auto-population + Setnayan-curated Featured admin surface.</w:t>
       </w:r>
     </w:p>
-    <w:bookmarkStart w:id="14" w:name="cross-references"/>
+    <w:bookmarkStart w:id="15" w:name="cross-references"/>
     <w:p>
       <w:pPr>
         <w:pStyle w:val="Heading3"/>
@@ -1041,7 +1513,7 @@
           <w:numId w:val="1003"/>
         </w:numPr>
       </w:pPr>
-      <w:hyperlink r:id="rId12">
+      <w:hyperlink r:id="rId13">
         <w:r>
           <w:rPr>
             <w:rStyle w:val="Hyperlink"/>
@@ -1066,7 +1538,7 @@
           <w:numId w:val="1003"/>
         </w:numPr>
       </w:pPr>
-      <w:hyperlink r:id="rId13">
+      <w:hyperlink r:id="rId14">
         <w:r>
           <w:rPr>
             <w:rStyle w:val="Hyperlink"/>
@@ -1191,9 +1663,9 @@
         </w:pict>
       </w:r>
     </w:p>
-    <w:bookmarkEnd w:id="14"/>
     <w:bookmarkEnd w:id="15"/>
-    <w:bookmarkStart w:id="16" w:name="what-this-iteration-ships"/>
+    <w:bookmarkEnd w:id="16"/>
+    <w:bookmarkStart w:id="17" w:name="what-this-iteration-ships"/>
     <w:p>
       <w:pPr>
         <w:pStyle w:val="Heading2"/>
@@ -1386,8 +1858,8 @@
         </w:pict>
       </w:r>
     </w:p>
-    <w:bookmarkEnd w:id="16"/>
-    <w:bookmarkStart w:id="22" w:name="X8d3c10cbcebdebeb4b510313175fd6b6062f63f"/>
+    <w:bookmarkEnd w:id="17"/>
+    <w:bookmarkStart w:id="23" w:name="X8d3c10cbcebdebeb4b510313175fd6b6062f63f"/>
     <w:p>
       <w:pPr>
         <w:pStyle w:val="Heading2"/>
@@ -1404,7 +1876,7 @@
         <w:t xml:space="preserve">Three-step asymmetric trust pattern:</w:t>
       </w:r>
     </w:p>
-    <w:bookmarkStart w:id="18" w:name="step-1-vendor-initiates-the-request"/>
+    <w:bookmarkStart w:id="19" w:name="step-1-vendor-initiates-the-request"/>
     <w:p>
       <w:pPr>
         <w:pStyle w:val="Heading3"/>
@@ -1522,7 +1994,7 @@
       <w:r>
         <w:t xml:space="preserve"> </w:t>
       </w:r>
-      <w:hyperlink r:id="rId17">
+      <w:hyperlink r:id="rId18">
         <w:r>
           <w:rPr>
             <w:rStyle w:val="Hyperlink"/>
@@ -1548,8 +2020,8 @@
         <w:t xml:space="preserve">Vendor business incentive: showcase appearances drive their portfolio + SEO + lead flow. Strong organic motivation to initiate.</w:t>
       </w:r>
     </w:p>
-    <w:bookmarkEnd w:id="18"/>
-    <w:bookmarkStart w:id="19" w:name="Xa3f015b2c1de48c79e469608b37a04aa1e3acb9"/>
+    <w:bookmarkEnd w:id="19"/>
+    <w:bookmarkStart w:id="20" w:name="Xa3f015b2c1de48c79e469608b37a04aa1e3acb9"/>
     <w:p>
       <w:pPr>
         <w:pStyle w:val="Heading3"/>
@@ -1732,8 +2204,8 @@
         <w:t xml:space="preserve">CTA.</w:t>
       </w:r>
     </w:p>
-    <w:bookmarkEnd w:id="19"/>
-    <w:bookmarkStart w:id="20" w:name="X10a6b2511671f29d40b005b5d1cde4d6d61156d"/>
+    <w:bookmarkEnd w:id="20"/>
+    <w:bookmarkStart w:id="21" w:name="X10a6b2511671f29d40b005b5d1cde4d6d61156d"/>
     <w:p>
       <w:pPr>
         <w:pStyle w:val="Heading3"/>
@@ -1850,8 +2322,8 @@
         <w:t xml:space="preserve">Asymmetric trust: vendor knows their best work (submits 3 candidates), couple owns final say (picks the 1). Vendor can’t push a photo the couple doesn’t like; couple can’t ghost the vendor entirely without explicit veto.</w:t>
       </w:r>
     </w:p>
-    <w:bookmarkEnd w:id="20"/>
-    <w:bookmarkStart w:id="21" w:name="step-4-showcase-publishes"/>
+    <w:bookmarkEnd w:id="21"/>
+    <w:bookmarkStart w:id="22" w:name="step-4-showcase-publishes"/>
     <w:p>
       <w:pPr>
         <w:pStyle w:val="Heading3"/>
@@ -1950,9 +2422,9 @@
         </w:pict>
       </w:r>
     </w:p>
-    <w:bookmarkEnd w:id="21"/>
     <w:bookmarkEnd w:id="22"/>
-    <w:bookmarkStart w:id="28" w:name="schema"/>
+    <w:bookmarkEnd w:id="23"/>
+    <w:bookmarkStart w:id="29" w:name="schema"/>
     <w:p>
       <w:pPr>
         <w:pStyle w:val="Heading2"/>
@@ -1961,7 +2433,7 @@
         <w:t xml:space="preserve">Schema</w:t>
       </w:r>
     </w:p>
-    <w:bookmarkStart w:id="23" w:name="wedding_showcases-table-new"/>
+    <w:bookmarkStart w:id="24" w:name="wedding_showcases-table-new"/>
     <w:p>
       <w:pPr>
         <w:pStyle w:val="Heading3"/>
@@ -3166,8 +3638,8 @@
         <w:t xml:space="preserve"> wedding_showcases (showcase_slug);</w:t>
       </w:r>
     </w:p>
-    <w:bookmarkEnd w:id="23"/>
-    <w:bookmarkStart w:id="24" w:name="X83a813ec87ed1743a8482332ca458d0badca9a7"/>
+    <w:bookmarkEnd w:id="24"/>
+    <w:bookmarkStart w:id="25" w:name="X83a813ec87ed1743a8482332ca458d0badca9a7"/>
     <w:p>
       <w:pPr>
         <w:pStyle w:val="Heading3"/>
@@ -3966,8 +4438,8 @@
         <w:t xml:space="preserve"> wedding_showcase_vendor_credits (canonical_service);</w:t>
       </w:r>
     </w:p>
-    <w:bookmarkEnd w:id="24"/>
-    <w:bookmarkStart w:id="25" w:name="wedding_showcase_captures-table-new"/>
+    <w:bookmarkEnd w:id="25"/>
+    <w:bookmarkStart w:id="26" w:name="wedding_showcase_captures-table-new"/>
     <w:p>
       <w:pPr>
         <w:pStyle w:val="Heading3"/>
@@ -4571,8 +5043,8 @@
         <w:t xml:space="preserve">;</w:t>
       </w:r>
     </w:p>
-    <w:bookmarkEnd w:id="25"/>
-    <w:bookmarkStart w:id="26" w:name="X227555a8ac67ff4a68dd08044b54989a033b837"/>
+    <w:bookmarkEnd w:id="26"/>
+    <w:bookmarkStart w:id="27" w:name="X227555a8ac67ff4a68dd08044b54989a033b837"/>
     <w:p>
       <w:pPr>
         <w:pStyle w:val="Heading3"/>
@@ -4600,7 +5072,7 @@
       <w:r>
         <w:t xml:space="preserve"> </w:t>
       </w:r>
-      <w:hyperlink r:id="rId11">
+      <w:hyperlink r:id="rId12">
         <w:r>
           <w:rPr>
             <w:rStyle w:val="Hyperlink"/>
@@ -5084,8 +5556,8 @@
         <w:t xml:space="preserve">This table is auto-populated from the wedding’s cart history (cart line items → showcase credits). Couple can confirm or remove credits in the showcase consent flow.</w:t>
       </w:r>
     </w:p>
-    <w:bookmarkEnd w:id="26"/>
-    <w:bookmarkStart w:id="27" w:name="wedding_showcase_facets-table-new"/>
+    <w:bookmarkEnd w:id="27"/>
+    <w:bookmarkStart w:id="28" w:name="wedding_showcase_facets-table-new"/>
     <w:p>
       <w:pPr>
         <w:pStyle w:val="Heading3"/>
@@ -5902,9 +6374,9 @@
         </w:pict>
       </w:r>
     </w:p>
-    <w:bookmarkEnd w:id="27"/>
     <w:bookmarkEnd w:id="28"/>
-    <w:bookmarkStart w:id="33" w:name="public-discovery-surface-real-weddings"/>
+    <w:bookmarkEnd w:id="29"/>
+    <w:bookmarkStart w:id="34" w:name="public-discovery-surface-real-weddings"/>
     <w:p>
       <w:pPr>
         <w:pStyle w:val="Heading2"/>
@@ -5922,7 +6394,7 @@
         <w:t xml:space="preserve">/real-weddings/</w:t>
       </w:r>
     </w:p>
-    <w:bookmarkStart w:id="29" w:name="top-level-browse-page"/>
+    <w:bookmarkStart w:id="30" w:name="top-level-browse-page"/>
     <w:p>
       <w:pPr>
         <w:pStyle w:val="Heading3"/>
@@ -5977,7 +6449,7 @@
       <w:r>
         <w:t xml:space="preserve"> </w:t>
       </w:r>
-      <w:hyperlink r:id="rId9">
+      <w:hyperlink r:id="rId10">
         <w:r>
           <w:rPr>
             <w:rStyle w:val="Hyperlink"/>
@@ -6054,8 +6526,8 @@
         <w:t xml:space="preserve">— 6 thumbnails of most recently published showcases</w:t>
       </w:r>
     </w:p>
-    <w:bookmarkEnd w:id="29"/>
-    <w:bookmarkStart w:id="30" w:name="compound-facet-queries"/>
+    <w:bookmarkEnd w:id="30"/>
+    <w:bookmarkStart w:id="31" w:name="compound-facet-queries"/>
     <w:p>
       <w:pPr>
         <w:pStyle w:val="Heading3"/>
@@ -6117,8 +6589,8 @@
         <w:t xml:space="preserve">find the Setnayan results page that lists matching real weddings.</w:t>
       </w:r>
     </w:p>
-    <w:bookmarkEnd w:id="30"/>
-    <w:bookmarkStart w:id="31" w:name="X11ef207e95d380d95526979c904e410327a886a"/>
+    <w:bookmarkEnd w:id="31"/>
+    <w:bookmarkStart w:id="32" w:name="X11ef207e95d380d95526979c904e410327a886a"/>
     <w:p>
       <w:pPr>
         <w:pStyle w:val="Heading3"/>
@@ -6552,8 +7024,8 @@
         <w:t xml:space="preserve">— algorithmic recommendation: same theme + ceremony type + region</w:t>
       </w:r>
     </w:p>
-    <w:bookmarkEnd w:id="31"/>
-    <w:bookmarkStart w:id="32" w:name="seo-structure"/>
+    <w:bookmarkEnd w:id="32"/>
+    <w:bookmarkStart w:id="33" w:name="seo-structure"/>
     <w:p>
       <w:pPr>
         <w:pStyle w:val="Heading3"/>
@@ -6656,9 +7128,9 @@
         </w:pict>
       </w:r>
     </w:p>
-    <w:bookmarkEnd w:id="32"/>
     <w:bookmarkEnd w:id="33"/>
-    <w:bookmarkStart w:id="34" w:name="vendor-profile-integration"/>
+    <w:bookmarkEnd w:id="34"/>
+    <w:bookmarkStart w:id="35" w:name="vendor-profile-integration"/>
     <w:p>
       <w:pPr>
         <w:pStyle w:val="Heading2"/>
@@ -7085,8 +7557,8 @@
         </w:pict>
       </w:r>
     </w:p>
-    <w:bookmarkEnd w:id="34"/>
-    <w:bookmarkStart w:id="35" w:name="product-profile-integration"/>
+    <w:bookmarkEnd w:id="35"/>
+    <w:bookmarkStart w:id="36" w:name="product-profile-integration"/>
     <w:p>
       <w:pPr>
         <w:pStyle w:val="Heading2"/>
@@ -7117,7 +7589,7 @@
       <w:r>
         <w:t xml:space="preserve"> </w:t>
       </w:r>
-      <w:hyperlink r:id="rId11">
+      <w:hyperlink r:id="rId12">
         <w:r>
           <w:rPr>
             <w:rStyle w:val="Hyperlink"/>
@@ -7410,8 +7882,8 @@
         </w:pict>
       </w:r>
     </w:p>
-    <w:bookmarkEnd w:id="35"/>
-    <w:bookmarkStart w:id="36" w:name="couple-to-couple-discovery"/>
+    <w:bookmarkEnd w:id="36"/>
+    <w:bookmarkStart w:id="37" w:name="couple-to-couple-discovery"/>
     <w:p>
       <w:pPr>
         <w:pStyle w:val="Heading2"/>
@@ -7555,8 +8027,8 @@
         </w:pict>
       </w:r>
     </w:p>
-    <w:bookmarkEnd w:id="36"/>
-    <w:bookmarkStart w:id="37" w:name="couple-privacy-controls"/>
+    <w:bookmarkEnd w:id="37"/>
+    <w:bookmarkStart w:id="38" w:name="couple-privacy-controls"/>
     <w:p>
       <w:pPr>
         <w:pStyle w:val="Heading2"/>
@@ -7819,8 +8291,8 @@
         </w:pict>
       </w:r>
     </w:p>
-    <w:bookmarkEnd w:id="37"/>
-    <w:bookmarkStart w:id="38" w:name="vendor-controls"/>
+    <w:bookmarkEnd w:id="38"/>
+    <w:bookmarkStart w:id="39" w:name="vendor-controls"/>
     <w:p>
       <w:pPr>
         <w:pStyle w:val="Heading2"/>
@@ -7944,8 +8416,8 @@
         </w:pict>
       </w:r>
     </w:p>
-    <w:bookmarkEnd w:id="38"/>
-    <w:bookmarkStart w:id="40" w:name="quality-control"/>
+    <w:bookmarkEnd w:id="39"/>
+    <w:bookmarkStart w:id="41" w:name="quality-control"/>
     <w:p>
       <w:pPr>
         <w:pStyle w:val="Heading2"/>
@@ -7975,7 +8447,7 @@
       <w:r>
         <w:t xml:space="preserve">— captures uploaded by vendors run through automatic checks (no nudity, no copyrighted material, minimum resolution); admin queue for borderline cases (</w:t>
       </w:r>
-      <w:hyperlink r:id="rId39">
+      <w:hyperlink r:id="rId40">
         <w:r>
           <w:rPr>
             <w:rStyle w:val="Hyperlink"/>
@@ -8112,8 +8584,8 @@
         </w:pict>
       </w:r>
     </w:p>
-    <w:bookmarkEnd w:id="40"/>
-    <w:bookmarkStart w:id="41" w:name="email-notification-copy"/>
+    <w:bookmarkEnd w:id="41"/>
+    <w:bookmarkStart w:id="42" w:name="email-notification-copy"/>
     <w:p>
       <w:pPr>
         <w:pStyle w:val="Heading2"/>
@@ -8401,7 +8873,7 @@
       <w:r>
         <w:t xml:space="preserve"> </w:t>
       </w:r>
-      <w:hyperlink r:id="rId17">
+      <w:hyperlink r:id="rId18">
         <w:r>
           <w:rPr>
             <w:rStyle w:val="Hyperlink"/>
@@ -8423,8 +8895,8 @@
         </w:pict>
       </w:r>
     </w:p>
-    <w:bookmarkEnd w:id="41"/>
-    <w:bookmarkStart w:id="42" w:name="setnayan-curated-featured-showcases"/>
+    <w:bookmarkEnd w:id="42"/>
+    <w:bookmarkStart w:id="43" w:name="setnayan-curated-featured-showcases"/>
     <w:p>
       <w:pPr>
         <w:pStyle w:val="Heading2"/>
@@ -8440,7 +8912,7 @@
       <w:r>
         <w:t xml:space="preserve">Admin surface (</w:t>
       </w:r>
-      <w:hyperlink r:id="rId39">
+      <w:hyperlink r:id="rId40">
         <w:r>
           <w:rPr>
             <w:rStyle w:val="Hyperlink"/>
@@ -8640,8 +9112,8 @@
         </w:pict>
       </w:r>
     </w:p>
-    <w:bookmarkEnd w:id="42"/>
-    <w:bookmarkStart w:id="43" w:name="cold-start-strategy"/>
+    <w:bookmarkEnd w:id="43"/>
+    <w:bookmarkStart w:id="44" w:name="cold-start-strategy"/>
     <w:p>
       <w:pPr>
         <w:pStyle w:val="Heading2"/>
@@ -8815,8 +9287,8 @@
         </w:pict>
       </w:r>
     </w:p>
-    <w:bookmarkEnd w:id="43"/>
-    <w:bookmarkStart w:id="44" w:name="phasing"/>
+    <w:bookmarkEnd w:id="44"/>
+    <w:bookmarkStart w:id="45" w:name="phasing"/>
     <w:p>
       <w:pPr>
         <w:pStyle w:val="Heading2"/>
@@ -9069,8 +9541,8 @@
         </w:pict>
       </w:r>
     </w:p>
-    <w:bookmarkEnd w:id="44"/>
-    <w:bookmarkStart w:id="45" w:name="seo-content-moat-compounding"/>
+    <w:bookmarkEnd w:id="45"/>
+    <w:bookmarkStart w:id="46" w:name="seo-content-moat-compounding"/>
     <w:p>
       <w:pPr>
         <w:pStyle w:val="Heading2"/>
@@ -9250,8 +9722,8 @@
         </w:pict>
       </w:r>
     </w:p>
-    <w:bookmarkEnd w:id="45"/>
-    <w:bookmarkStart w:id="46" w:name="edge-cases"/>
+    <w:bookmarkEnd w:id="46"/>
+    <w:bookmarkStart w:id="47" w:name="edge-cases"/>
     <w:p>
       <w:pPr>
         <w:pStyle w:val="Heading2"/>
@@ -9475,8 +9947,8 @@
         </w:pict>
       </w:r>
     </w:p>
-    <w:bookmarkEnd w:id="46"/>
-    <w:bookmarkStart w:id="48" w:name="open-questions"/>
+    <w:bookmarkEnd w:id="47"/>
+    <w:bookmarkStart w:id="49" w:name="open-questions"/>
     <w:p>
       <w:pPr>
         <w:pStyle w:val="Heading2"/>
@@ -9651,7 +10123,7 @@
       <w:r>
         <w:t xml:space="preserve"> </w:t>
       </w:r>
-      <w:hyperlink r:id="rId47">
+      <w:hyperlink r:id="rId48">
         <w:r>
           <w:rPr>
             <w:rStyle w:val="Hyperlink"/>
@@ -9710,8 +10182,8 @@
         </w:pict>
       </w:r>
     </w:p>
-    <w:bookmarkEnd w:id="48"/>
-    <w:bookmarkStart w:id="56" w:name="cross-references-1"/>
+    <w:bookmarkEnd w:id="49"/>
+    <w:bookmarkStart w:id="57" w:name="cross-references-1"/>
     <w:p>
       <w:pPr>
         <w:pStyle w:val="Heading2"/>
@@ -9734,7 +10206,7 @@
       <w:r>
         <w:t xml:space="preserve"> </w:t>
       </w:r>
-      <w:hyperlink r:id="rId49">
+      <w:hyperlink r:id="rId50">
         <w:r>
           <w:rPr>
             <w:rStyle w:val="Hyperlink"/>
@@ -9751,7 +10223,7 @@
       <w:r>
         <w:t xml:space="preserve"> </w:t>
       </w:r>
-      <w:hyperlink r:id="rId13">
+      <w:hyperlink r:id="rId14">
         <w:r>
           <w:rPr>
             <w:rStyle w:val="Hyperlink"/>
@@ -9768,7 +10240,7 @@
       <w:r>
         <w:t xml:space="preserve"> </w:t>
       </w:r>
-      <w:hyperlink r:id="rId50">
+      <w:hyperlink r:id="rId51">
         <w:r>
           <w:rPr>
             <w:rStyle w:val="Hyperlink"/>
@@ -9785,7 +10257,7 @@
       <w:r>
         <w:t xml:space="preserve"> </w:t>
       </w:r>
-      <w:hyperlink r:id="rId51">
+      <w:hyperlink r:id="rId52">
         <w:r>
           <w:rPr>
             <w:rStyle w:val="Hyperlink"/>
@@ -9802,7 +10274,7 @@
       <w:r>
         <w:t xml:space="preserve"> </w:t>
       </w:r>
-      <w:hyperlink r:id="rId52">
+      <w:hyperlink r:id="rId53">
         <w:r>
           <w:rPr>
             <w:rStyle w:val="Hyperlink"/>
@@ -9819,7 +10291,7 @@
       <w:r>
         <w:t xml:space="preserve"> </w:t>
       </w:r>
-      <w:hyperlink r:id="rId53">
+      <w:hyperlink r:id="rId54">
         <w:r>
           <w:rPr>
             <w:rStyle w:val="Hyperlink"/>
@@ -9836,7 +10308,7 @@
       <w:r>
         <w:t xml:space="preserve"> </w:t>
       </w:r>
-      <w:hyperlink r:id="rId39">
+      <w:hyperlink r:id="rId40">
         <w:r>
           <w:rPr>
             <w:rStyle w:val="Hyperlink"/>
@@ -9853,7 +10325,7 @@
       <w:r>
         <w:t xml:space="preserve"> </w:t>
       </w:r>
-      <w:hyperlink r:id="rId17">
+      <w:hyperlink r:id="rId18">
         <w:r>
           <w:rPr>
             <w:rStyle w:val="Hyperlink"/>
@@ -9870,7 +10342,7 @@
       <w:r>
         <w:t xml:space="preserve"> </w:t>
       </w:r>
-      <w:hyperlink r:id="rId54">
+      <w:hyperlink r:id="rId55">
         <w:r>
           <w:rPr>
             <w:rStyle w:val="Hyperlink"/>
@@ -9887,7 +10359,7 @@
       <w:r>
         <w:t xml:space="preserve"> </w:t>
       </w:r>
-      <w:hyperlink r:id="rId9">
+      <w:hyperlink r:id="rId10">
         <w:r>
           <w:rPr>
             <w:rStyle w:val="Hyperlink"/>
@@ -9904,7 +10376,7 @@
       <w:r>
         <w:t xml:space="preserve"> </w:t>
       </w:r>
-      <w:hyperlink r:id="rId10">
+      <w:hyperlink r:id="rId11">
         <w:r>
           <w:rPr>
             <w:rStyle w:val="Hyperlink"/>
@@ -9921,7 +10393,7 @@
       <w:r>
         <w:t xml:space="preserve"> </w:t>
       </w:r>
-      <w:hyperlink r:id="rId11">
+      <w:hyperlink r:id="rId12">
         <w:r>
           <w:rPr>
             <w:rStyle w:val="Hyperlink"/>
@@ -10049,7 +10521,7 @@
       <w:r>
         <w:t xml:space="preserve"> </w:t>
       </w:r>
-      <w:hyperlink r:id="rId55">
+      <w:hyperlink r:id="rId56">
         <w:r>
           <w:rPr>
             <w:rStyle w:val="Hyperlink"/>
@@ -10066,7 +10538,7 @@
       <w:r>
         <w:t xml:space="preserve"> </w:t>
       </w:r>
-      <w:hyperlink r:id="rId51">
+      <w:hyperlink r:id="rId52">
         <w:r>
           <w:rPr>
             <w:rStyle w:val="Hyperlink"/>
@@ -10088,8 +10560,8 @@
         </w:pict>
       </w:r>
     </w:p>
-    <w:bookmarkEnd w:id="56"/>
-    <w:bookmarkStart w:id="67" w:name="Xde7f5b5fd9eb938546e22b8322ea8e0db7af452"/>
+    <w:bookmarkEnd w:id="57"/>
+    <w:bookmarkStart w:id="68" w:name="Xde7f5b5fd9eb938546e22b8322ea8e0db7af452"/>
     <w:p>
       <w:pPr>
         <w:pStyle w:val="Heading2"/>
@@ -10118,7 +10590,7 @@
         <w:t xml:space="preserve">placeholder name used in CLAUDE.md decision-log rows 2026-05-20 refers to these extensions of 0046).</w:t>
       </w:r>
     </w:p>
-    <w:bookmarkStart w:id="57" w:name="X281e9ca40344536081d27fc8e24a25a52e7d9e6"/>
+    <w:bookmarkStart w:id="58" w:name="X281e9ca40344536081d27fc8e24a25a52e7d9e6"/>
     <w:p>
       <w:pPr>
         <w:pStyle w:val="Heading3"/>
@@ -10208,8 +10680,8 @@
         <w:t xml:space="preserve">hold at every phase — only opted-in couples flip to the public editorial phase; default anonymization = initials.</w:t>
       </w:r>
     </w:p>
-    <w:bookmarkEnd w:id="57"/>
-    <w:bookmarkStart w:id="58" w:name="X1415b3ca22417cf0d2cc95cd31f8b981f5f3771"/>
+    <w:bookmarkEnd w:id="58"/>
+    <w:bookmarkStart w:id="59" w:name="X1415b3ca22417cf0d2cc95cd31f8b981f5f3771"/>
     <w:p>
       <w:pPr>
         <w:pStyle w:val="Heading3"/>
@@ -11464,8 +11936,8 @@
         <w:t xml:space="preserve"> wedding_showcase_vendor_claims(vendor_id);</w:t>
       </w:r>
     </w:p>
-    <w:bookmarkEnd w:id="58"/>
-    <w:bookmarkStart w:id="59" w:name="X3b8eb96dd00d40a883a9acc1dfb019da306deea"/>
+    <w:bookmarkEnd w:id="59"/>
+    <w:bookmarkStart w:id="60" w:name="X3b8eb96dd00d40a883a9acc1dfb019da306deea"/>
     <w:p>
       <w:pPr>
         <w:pStyle w:val="Heading3"/>
@@ -11898,8 +12370,8 @@
         <w:t xml:space="preserve">credit — structurally reinforcing the booking funnel.</w:t>
       </w:r>
     </w:p>
-    <w:bookmarkEnd w:id="59"/>
-    <w:bookmarkStart w:id="60" w:name="X557dfcb1b3b7514153484e130c574362e3b7ca7"/>
+    <w:bookmarkEnd w:id="60"/>
+    <w:bookmarkStart w:id="61" w:name="X557dfcb1b3b7514153484e130c574362e3b7ca7"/>
     <w:p>
       <w:pPr>
         <w:pStyle w:val="Heading3"/>
@@ -12131,8 +12603,8 @@
         <w:t xml:space="preserve">No AI, no auto-curation. Couple’s own content + own reflections + own picks. Storage of uploaded photos via R2 + GDrive offload pattern (see GDrive extension below).</w:t>
       </w:r>
     </w:p>
-    <w:bookmarkEnd w:id="60"/>
-    <w:bookmarkStart w:id="61" w:name="Xb02c3a3c6d62a890ad9e206b5297cfb086596f6"/>
+    <w:bookmarkEnd w:id="61"/>
+    <w:bookmarkStart w:id="62" w:name="Xb02c3a3c6d62a890ad9e206b5297cfb086596f6"/>
     <w:p>
       <w:pPr>
         <w:pStyle w:val="Heading3"/>
@@ -12512,8 +12984,8 @@
         <w:t xml:space="preserve">No image AI, no FFmpeg, no Sonnet polish at V1.5. Per-editorial cost = ₱0 for V1.5 Phase 0 + Phase 1.</w:t>
       </w:r>
     </w:p>
-    <w:bookmarkEnd w:id="61"/>
-    <w:bookmarkStart w:id="62" w:name="Xc2e99826df2b6bbf1a419fca63e717d3605b886"/>
+    <w:bookmarkEnd w:id="62"/>
+    <w:bookmarkStart w:id="63" w:name="Xc2e99826df2b6bbf1a419fca63e717d3605b886"/>
     <w:p>
       <w:pPr>
         <w:pStyle w:val="Heading3"/>
@@ -12548,8 +13020,8 @@
         <w:t xml:space="preserve">— vendors already pay 5% Pay fee; charging again for editorial credit double-bills the same value. Setnayan funds the AI premium for quality reasons (best weddings featured, not richest-vendor weddings), not vendor reasons.</w:t>
       </w:r>
     </w:p>
-    <w:bookmarkEnd w:id="62"/>
-    <w:bookmarkStart w:id="63" w:name="Xacdaa6ac805e16132ebeb2f73bc32f74780c73a"/>
+    <w:bookmarkEnd w:id="63"/>
+    <w:bookmarkStart w:id="64" w:name="Xacdaa6ac805e16132ebeb2f73bc32f74780c73a"/>
     <w:p>
       <w:pPr>
         <w:pStyle w:val="Heading3"/>
@@ -12884,8 +13356,8 @@
         <w:t xml:space="preserve">lock — Keepsake is post-event finished-product, not planning.</w:t>
       </w:r>
     </w:p>
-    <w:bookmarkEnd w:id="63"/>
-    <w:bookmarkStart w:id="64" w:name="X35610fa9f5ce6072739ba7148bae6e7a614000d"/>
+    <w:bookmarkEnd w:id="64"/>
+    <w:bookmarkStart w:id="65" w:name="X35610fa9f5ce6072739ba7148bae6e7a614000d"/>
     <w:p>
       <w:pPr>
         <w:pStyle w:val="Heading3"/>
@@ -13963,8 +14435,8 @@
         <w:t xml:space="preserve">.</w:t>
       </w:r>
     </w:p>
-    <w:bookmarkEnd w:id="64"/>
-    <w:bookmarkStart w:id="65" w:name="phasing-of-0046-extensions"/>
+    <w:bookmarkEnd w:id="65"/>
+    <w:bookmarkStart w:id="66" w:name="phasing-of-0046-extensions"/>
     <w:p>
       <w:pPr>
         <w:pStyle w:val="Heading3"/>
@@ -14236,8 +14708,8 @@
         </w:tc>
       </w:tr>
     </w:tbl>
-    <w:bookmarkEnd w:id="65"/>
-    <w:bookmarkStart w:id="66" w:name="updated-dependencies"/>
+    <w:bookmarkEnd w:id="66"/>
+    <w:bookmarkStart w:id="67" w:name="updated-dependencies"/>
     <w:p>
       <w:pPr>
         <w:pStyle w:val="Heading3"/>
@@ -14427,9 +14899,9 @@
         <w:t xml:space="preserve">[[0023]] admin moderation queue for self-tag claims + Curated Premium picker</w:t>
       </w:r>
     </w:p>
-    <w:bookmarkEnd w:id="66"/>
     <w:bookmarkEnd w:id="67"/>
-    <w:bookmarkStart w:id="68" w:name="decision-log"/>
+    <w:bookmarkEnd w:id="68"/>
+    <w:bookmarkStart w:id="69" w:name="decision-log"/>
     <w:p>
       <w:pPr>
         <w:pStyle w:val="Heading2"/>
@@ -14528,8 +15000,8 @@
         <w:t xml:space="preserve">iteration name used in 2026-05-20 CLAUDE.md decision-log rows — all the work lives in this iteration (0046) as extensions, not a new iteration. Phasing: Phase 0 (DIY + self-tag + 2-tier credit + Keepsake) is V1.5 priority; Phase 1 (Auto-editorial) is V1.5 secondary; Phase 2 (AI polish + new data captures + Curated Premium) is V2.</w:t>
       </w:r>
     </w:p>
-    <w:bookmarkEnd w:id="68"/>
     <w:bookmarkEnd w:id="69"/>
+    <w:bookmarkEnd w:id="70"/>
     <w:sectPr>
       <w:footnotePr>
         <w:numRestart w:val="eachSect"/>
